--- a/이미지메이킹_학습앱_배포안내문.docx
+++ b/이미지메이킹_학습앱_배포안내문.docx
@@ -88,66 +88,507 @@
         <w:t xml:space="preserve">휴대폰 카메라로 QR을 비추세요</w:t>
       </w:r>
     </w:p>
+    <w:p>
+      <w:pPr>
+        <w:spacing w:after="60"/>
+        <w:jc w:val="center"/>
+      </w:pPr>
+      <w:r>
+        <w:drawing>
+          <wp:inline distT="0" distB="0" distL="0" distR="0">
+            <wp:extent cx="2190750" cy="2190750"/>
+            <wp:effectExtent t="0" r="0" b="0" l="0"/>
+            <wp:docPr id="1" name="" descr="" title=""/>
+            <wp:cNvGraphicFramePr>
+              <a:graphicFrameLocks xmlns:a="http://schemas.openxmlformats.org/drawingml/2006/main" noChangeAspect="1"/>
+            </wp:cNvGraphicFramePr>
+            <a:graphic xmlns:a="http://schemas.openxmlformats.org/drawingml/2006/main">
+              <a:graphicData uri="http://schemas.openxmlformats.org/drawingml/2006/picture">
+                <pic:pic xmlns:pic="http://schemas.openxmlformats.org/drawingml/2006/picture">
+                  <pic:nvPicPr>
+                    <pic:cNvPr id="0" name="" descr=""/>
+                    <pic:cNvPicPr>
+                      <a:picLocks noChangeAspect="1" noChangeArrowheads="1"/>
+                    </pic:cNvPicPr>
+                  </pic:nvPicPr>
+                  <pic:blipFill>
+                    <a:blip r:embed="rId9" cstate="none"/>
+                    <a:srcRect/>
+                    <a:stretch>
+                      <a:fillRect/>
+                    </a:stretch>
+                  </pic:blipFill>
+                  <pic:spPr bwMode="auto">
+                    <a:xfrm>
+                      <a:off x="0" y="0"/>
+                      <a:ext cx="2190750" cy="2190750"/>
+                    </a:xfrm>
+                    <a:prstGeom prst="rect">
+                      <a:avLst/>
+                    </a:prstGeom>
+                  </pic:spPr>
+                </pic:pic>
+              </a:graphicData>
+            </a:graphic>
+          </wp:inline>
+        </w:drawing>
+      </w:r>
+    </w:p>
+    <w:p>
+      <w:pPr>
+        <w:spacing w:before="160"/>
+        <w:jc w:val="center"/>
+      </w:pPr>
+      <w:r>
+        <w:rPr>
+          <w:rFonts w:ascii="Malgun Gothic" w:cs="Malgun Gothic" w:eastAsia="Malgun Gothic" w:hAnsi="Malgun Gothic"/>
+          <w:b/>
+          <w:bCs/>
+          <w:color w:val="808080"/>
+          <w:sz w:val="19"/>
+          <w:szCs w:val="19"/>
+        </w:rPr>
+        <w:t xml:space="preserve">앱 주소</w:t>
+      </w:r>
+    </w:p>
+    <w:p>
+      <w:pPr>
+        <w:spacing w:after="30"/>
+        <w:jc w:val="center"/>
+      </w:pPr>
+      <w:r>
+        <w:rPr>
+          <w:rFonts w:ascii="Malgun Gothic" w:cs="Malgun Gothic" w:eastAsia="Malgun Gothic" w:hAnsi="Malgun Gothic"/>
+          <w:b/>
+          <w:bCs/>
+          <w:color w:val="1F3864"/>
+          <w:sz w:val="24"/>
+          <w:szCs w:val="24"/>
+        </w:rPr>
+        <w:t xml:space="preserve">https://jsh0529-beep.github.io/image</w:t>
+      </w:r>
+    </w:p>
+    <w:p>
+      <w:pPr>
+        <w:spacing w:after="200"/>
+        <w:jc w:val="center"/>
+      </w:pPr>
+      <w:r>
+        <w:rPr>
+          <w:rFonts w:ascii="Malgun Gothic" w:cs="Malgun Gothic" w:eastAsia="Malgun Gothic" w:hAnsi="Malgun Gothic"/>
+          <w:color w:val="808080"/>
+          <w:sz w:val="19"/>
+          <w:szCs w:val="19"/>
+        </w:rPr>
+        <w:t xml:space="preserve">QR이 읽히지 않으면 위 주소를 직접 입력하세요</w:t>
+      </w:r>
+    </w:p>
+    <w:p>
+      <w:pPr>
+        <w:pStyle w:val="Heading2"/>
+      </w:pPr>
+      <w:r>
+        <w:rPr>
+          <w:rFonts w:ascii="Malgun Gothic" w:cs="Malgun Gothic" w:eastAsia="Malgun Gothic" w:hAnsi="Malgun Gothic"/>
+          <w:b/>
+          <w:bCs/>
+          <w:color w:val="2E5496"/>
+          <w:sz w:val="25"/>
+          <w:szCs w:val="25"/>
+        </w:rPr>
+        <w:t xml:space="preserve">이 앱으로 할 수 있는 것</w:t>
+      </w:r>
+    </w:p>
+    <w:p>
+      <w:pPr>
+        <w:pStyle w:val="ListParagraph"/>
+        <w:numPr>
+          <w:ilvl w:val="0"/>
+          <w:numId w:val="2"/>
+        </w:numPr>
+        <w:spacing w:after="60" w:line="310"/>
+      </w:pPr>
+      <w:r>
+        <w:rPr>
+          <w:rFonts w:ascii="Malgun Gothic" w:cs="Malgun Gothic" w:eastAsia="Malgun Gothic" w:hAnsi="Malgun Gothic"/>
+          <w:b/>
+          <w:bCs/>
+          <w:sz w:val="22"/>
+          <w:szCs w:val="22"/>
+        </w:rPr>
+        <w:t xml:space="preserve">교재 15장 — </w:t>
+      </w:r>
+      <w:r>
+        <w:rPr>
+          <w:rFonts w:ascii="Malgun Gothic" w:cs="Malgun Gothic" w:eastAsia="Malgun Gothic" w:hAnsi="Malgun Gothic"/>
+          <w:sz w:val="22"/>
+          <w:szCs w:val="22"/>
+        </w:rPr>
+        <w:t xml:space="preserve">이론·워크시트·자기진단·용어를 휴대폰에서 바로 본다.</w:t>
+      </w:r>
+    </w:p>
+    <w:p>
+      <w:pPr>
+        <w:pStyle w:val="ListParagraph"/>
+        <w:numPr>
+          <w:ilvl w:val="0"/>
+          <w:numId w:val="2"/>
+        </w:numPr>
+        <w:spacing w:after="60" w:line="310"/>
+      </w:pPr>
+      <w:r>
+        <w:rPr>
+          <w:rFonts w:ascii="Malgun Gothic" w:cs="Malgun Gothic" w:eastAsia="Malgun Gothic" w:hAnsi="Malgun Gothic"/>
+          <w:b/>
+          <w:bCs/>
+          <w:sz w:val="22"/>
+          <w:szCs w:val="22"/>
+        </w:rPr>
+        <w:t xml:space="preserve">워크시트 자동 저장 — </w:t>
+      </w:r>
+      <w:r>
+        <w:rPr>
+          <w:rFonts w:ascii="Malgun Gothic" w:cs="Malgun Gothic" w:eastAsia="Malgun Gothic" w:hAnsi="Malgun Gothic"/>
+          <w:sz w:val="22"/>
+          <w:szCs w:val="22"/>
+        </w:rPr>
+        <w:t xml:space="preserve">적은 내용이 저장되어 학기 말 ‘나만의 이미지 기획안’으로 자동 조립된다.</w:t>
+      </w:r>
+    </w:p>
+    <w:p>
+      <w:pPr>
+        <w:pStyle w:val="ListParagraph"/>
+        <w:numPr>
+          <w:ilvl w:val="0"/>
+          <w:numId w:val="2"/>
+        </w:numPr>
+        <w:spacing w:after="60" w:line="310"/>
+      </w:pPr>
+      <w:r>
+        <w:rPr>
+          <w:rFonts w:ascii="Malgun Gothic" w:cs="Malgun Gothic" w:eastAsia="Malgun Gothic" w:hAnsi="Malgun Gothic"/>
+          <w:b/>
+          <w:bCs/>
+          <w:sz w:val="22"/>
+          <w:szCs w:val="22"/>
+        </w:rPr>
+        <w:t xml:space="preserve">훈련 타이머 — </w:t>
+      </w:r>
+      <w:r>
+        <w:rPr>
+          <w:rFonts w:ascii="Malgun Gothic" w:cs="Malgun Gothic" w:eastAsia="Malgun Gothic" w:hAnsi="Malgun Gothic"/>
+          <w:sz w:val="22"/>
+          <w:szCs w:val="22"/>
+        </w:rPr>
+        <w:t xml:space="preserve">미소·복식호흡·자세 정렬·발음 훈련을 단계별로 따라 한다.</w:t>
+      </w:r>
+    </w:p>
+    <w:p>
+      <w:pPr>
+        <w:pStyle w:val="ListParagraph"/>
+        <w:numPr>
+          <w:ilvl w:val="0"/>
+          <w:numId w:val="2"/>
+        </w:numPr>
+        <w:spacing w:after="60" w:line="310"/>
+      </w:pPr>
+      <w:r>
+        <w:rPr>
+          <w:rFonts w:ascii="Malgun Gothic" w:cs="Malgun Gothic" w:eastAsia="Malgun Gothic" w:hAnsi="Malgun Gothic"/>
+          <w:b/>
+          <w:bCs/>
+          <w:sz w:val="22"/>
+          <w:szCs w:val="22"/>
+        </w:rPr>
+        <w:t xml:space="preserve">퀴즈와 오답노트 — </w:t>
+      </w:r>
+      <w:r>
+        <w:rPr>
+          <w:rFonts w:ascii="Malgun Gothic" w:cs="Malgun Gothic" w:eastAsia="Malgun Gothic" w:hAnsi="Malgun Gothic"/>
+          <w:sz w:val="22"/>
+          <w:szCs w:val="22"/>
+        </w:rPr>
+        <w:t xml:space="preserve">중간·기말 범위를 풀고, 틀린 문제만 다시 볼 수 있다.</w:t>
+      </w:r>
+    </w:p>
+    <w:p>
+      <w:pPr>
+        <w:pStyle w:val="ListParagraph"/>
+        <w:numPr>
+          <w:ilvl w:val="0"/>
+          <w:numId w:val="2"/>
+        </w:numPr>
+        <w:spacing w:after="60" w:line="310"/>
+      </w:pPr>
+      <w:r>
+        <w:rPr>
+          <w:rFonts w:ascii="Malgun Gothic" w:cs="Malgun Gothic" w:eastAsia="Malgun Gothic" w:hAnsi="Malgun Gothic"/>
+          <w:b/>
+          <w:bCs/>
+          <w:sz w:val="22"/>
+          <w:szCs w:val="22"/>
+        </w:rPr>
+        <w:t xml:space="preserve">성장 곡선 — </w:t>
+      </w:r>
+      <w:r>
+        <w:rPr>
+          <w:rFonts w:ascii="Malgun Gothic" w:cs="Malgun Gothic" w:eastAsia="Malgun Gothic" w:hAnsi="Malgun Gothic"/>
+          <w:sz w:val="22"/>
+          <w:szCs w:val="22"/>
+        </w:rPr>
+        <w:t xml:space="preserve">1주차의 나와 지금의 나를 점수로 비교한다.</w:t>
+      </w:r>
+    </w:p>
+    <w:p>
+      <w:pPr>
+        <w:pStyle w:val="Heading2"/>
+      </w:pPr>
+      <w:r>
+        <w:rPr>
+          <w:rFonts w:ascii="Malgun Gothic" w:cs="Malgun Gothic" w:eastAsia="Malgun Gothic" w:hAnsi="Malgun Gothic"/>
+          <w:b/>
+          <w:bCs/>
+          <w:color w:val="2E5496"/>
+          <w:sz w:val="25"/>
+          <w:szCs w:val="25"/>
+        </w:rPr>
+        <w:t xml:space="preserve">휴대폰 홈 화면에 추가하기</w:t>
+      </w:r>
+    </w:p>
+    <w:p>
+      <w:pPr>
+        <w:pStyle w:val="ListParagraph"/>
+        <w:numPr>
+          <w:ilvl w:val="0"/>
+          <w:numId w:val="2"/>
+        </w:numPr>
+        <w:spacing w:after="60" w:line="310"/>
+      </w:pPr>
+      <w:r>
+        <w:rPr>
+          <w:rFonts w:ascii="Malgun Gothic" w:cs="Malgun Gothic" w:eastAsia="Malgun Gothic" w:hAnsi="Malgun Gothic"/>
+          <w:b/>
+          <w:bCs/>
+          <w:sz w:val="22"/>
+          <w:szCs w:val="22"/>
+        </w:rPr>
+        <w:t xml:space="preserve">아이폰(Safari) — </w:t>
+      </w:r>
+      <w:r>
+        <w:rPr>
+          <w:rFonts w:ascii="Malgun Gothic" w:cs="Malgun Gothic" w:eastAsia="Malgun Gothic" w:hAnsi="Malgun Gothic"/>
+          <w:sz w:val="22"/>
+          <w:szCs w:val="22"/>
+        </w:rPr>
+        <w:t xml:space="preserve">아래 공유 버튼 → ‘홈 화면에 추가’</w:t>
+      </w:r>
+    </w:p>
+    <w:p>
+      <w:pPr>
+        <w:pStyle w:val="ListParagraph"/>
+        <w:numPr>
+          <w:ilvl w:val="0"/>
+          <w:numId w:val="2"/>
+        </w:numPr>
+        <w:spacing w:after="60" w:line="310"/>
+      </w:pPr>
+      <w:r>
+        <w:rPr>
+          <w:rFonts w:ascii="Malgun Gothic" w:cs="Malgun Gothic" w:eastAsia="Malgun Gothic" w:hAnsi="Malgun Gothic"/>
+          <w:b/>
+          <w:bCs/>
+          <w:sz w:val="22"/>
+          <w:szCs w:val="22"/>
+        </w:rPr>
+        <w:t xml:space="preserve">안드로이드(Chrome) — </w:t>
+      </w:r>
+      <w:r>
+        <w:rPr>
+          <w:rFonts w:ascii="Malgun Gothic" w:cs="Malgun Gothic" w:eastAsia="Malgun Gothic" w:hAnsi="Malgun Gothic"/>
+          <w:sz w:val="22"/>
+          <w:szCs w:val="22"/>
+        </w:rPr>
+        <w:t xml:space="preserve">오른쪽 위 ⋮ → ‘홈 화면에 추가’</w:t>
+      </w:r>
+    </w:p>
+    <w:p>
+      <w:r>
+        <w:rPr>
+          <w:rFonts w:ascii="Malgun Gothic" w:cs="Malgun Gothic" w:eastAsia="Malgun Gothic" w:hAnsi="Malgun Gothic"/>
+          <w:sz w:val="21"/>
+          <w:szCs w:val="21"/>
+        </w:rPr>
+        <w:t xml:space="preserve">한 번 추가해 두면 일반 앱처럼 아이콘을 눌러 바로 열 수 있습니다.</w:t>
+      </w:r>
+    </w:p>
+    <w:p>
+      <w:pPr>
+        <w:pStyle w:val="Heading2"/>
+      </w:pPr>
+      <w:r>
+        <w:rPr>
+          <w:rFonts w:ascii="Malgun Gothic" w:cs="Malgun Gothic" w:eastAsia="Malgun Gothic" w:hAnsi="Malgun Gothic"/>
+          <w:b/>
+          <w:bCs/>
+          <w:color w:val="2E5496"/>
+          <w:sz w:val="25"/>
+          <w:szCs w:val="25"/>
+        </w:rPr>
+        <w:t xml:space="preserve">알아 두세요</w:t>
+      </w:r>
+    </w:p>
+    <w:p>
+      <w:pPr>
+        <w:pStyle w:val="ListParagraph"/>
+        <w:numPr>
+          <w:ilvl w:val="0"/>
+          <w:numId w:val="2"/>
+        </w:numPr>
+        <w:spacing w:after="60" w:line="310"/>
+      </w:pPr>
+      <w:r>
+        <w:rPr>
+          <w:rFonts w:ascii="Malgun Gothic" w:cs="Malgun Gothic" w:eastAsia="Malgun Gothic" w:hAnsi="Malgun Gothic"/>
+          <w:sz w:val="21"/>
+          <w:szCs w:val="21"/>
+        </w:rPr>
+        <w:t xml:space="preserve">작성한 내용은 본인 휴대폰에 저장됩니다. 앱을 닫았다 열어도 그대로 있습니다.</w:t>
+      </w:r>
+    </w:p>
+    <w:p>
+      <w:pPr>
+        <w:pStyle w:val="ListParagraph"/>
+        <w:numPr>
+          <w:ilvl w:val="0"/>
+          <w:numId w:val="2"/>
+        </w:numPr>
+        <w:spacing w:after="60" w:line="310"/>
+      </w:pPr>
+      <w:r>
+        <w:rPr>
+          <w:rFonts w:ascii="Malgun Gothic" w:cs="Malgun Gothic" w:eastAsia="Malgun Gothic" w:hAnsi="Malgun Gothic"/>
+          <w:sz w:val="21"/>
+          <w:szCs w:val="21"/>
+        </w:rPr>
+        <w:t xml:space="preserve">워크시트에 적은 개인적인 성찰은 교수님께 전송되지 않습니다. ‘진도 제출하기’를 눌렀을 때 이름·학번과 진도 요약만 전달됩니다.</w:t>
+      </w:r>
+    </w:p>
+    <w:p>
+      <w:pPr>
+        <w:pStyle w:val="ListParagraph"/>
+        <w:numPr>
+          <w:ilvl w:val="0"/>
+          <w:numId w:val="2"/>
+        </w:numPr>
+        <w:spacing w:after="60" w:line="310"/>
+      </w:pPr>
+      <w:r>
+        <w:rPr>
+          <w:rFonts w:ascii="Malgun Gothic" w:cs="Malgun Gothic" w:eastAsia="Malgun Gothic" w:hAnsi="Malgun Gothic"/>
+          <w:sz w:val="21"/>
+          <w:szCs w:val="21"/>
+        </w:rPr>
+        <w:t xml:space="preserve">‘모든 기록 지우기’를 누르면 되돌릴 수 없으니 주의하세요.</w:t>
+      </w:r>
+    </w:p>
+    <w:p>
+      <w:r>
+        <w:br w:type="page"/>
+      </w:r>
+    </w:p>
+    <w:p>
+      <w:pPr>
+        <w:pStyle w:val="Heading1"/>
+      </w:pPr>
+      <w:r>
+        <w:rPr>
+          <w:rFonts w:ascii="Malgun Gothic" w:cs="Malgun Gothic" w:eastAsia="Malgun Gothic" w:hAnsi="Malgun Gothic"/>
+          <w:b/>
+          <w:bCs/>
+          <w:color w:val="1F3864"/>
+          <w:sz w:val="30"/>
+          <w:szCs w:val="30"/>
+        </w:rPr>
+        <w:t xml:space="preserve">[교수용] QR 만들어 배포하는 방법</w:t>
+      </w:r>
+    </w:p>
+    <w:p>
+      <w:r>
+        <w:rPr>
+          <w:rFonts w:ascii="Malgun Gothic" w:cs="Malgun Gothic" w:eastAsia="Malgun Gothic" w:hAnsi="Malgun Gothic"/>
+          <w:sz w:val="21"/>
+          <w:szCs w:val="21"/>
+        </w:rPr>
+        <w:t xml:space="preserve">앞 장은 학생에게 나눠 주거나 강의실에 게시하는 안내문입니다. 배포 전에 아래 순서로 QR을 만들어 넣어 주세요.</w:t>
+      </w:r>
+    </w:p>
+    <w:p>
+      <w:r>
+        <w:rPr>
+          <w:rFonts w:ascii="Malgun Gothic" w:cs="Malgun Gothic" w:eastAsia="Malgun Gothic" w:hAnsi="Malgun Gothic"/>
+          <w:sz w:val="21"/>
+          <w:szCs w:val="21"/>
+        </w:rPr>
+        <w:t xml:space="preserve">앞 장은 학생에게 나눠 주거나 강의실에 게시하는 안내문입니다. QR과 주소는 이미 넣어 두었으므로 그대로 인쇄해 쓰시면 됩니다.</w:t>
+      </w:r>
+    </w:p>
     <w:tbl>
       <w:tblPr>
         <w:tblW w:type="dxa" w:w="9360"/>
         <w:tblBorders>
-          <w:top w:val="none"/>
-          <w:left w:val="none"/>
-          <w:bottom w:val="none"/>
-          <w:right w:val="none"/>
-          <w:insideH w:val="none"/>
-          <w:insideV w:val="none"/>
+          <w:top w:val="single" w:color="AAB7D4" w:sz="4"/>
+          <w:left w:val="single" w:color="AAB7D4" w:sz="4"/>
+          <w:bottom w:val="single" w:color="AAB7D4" w:sz="4"/>
+          <w:right w:val="single" w:color="AAB7D4" w:sz="4"/>
+          <w:insideH w:val="single" w:color="AAB7D4" w:sz="4"/>
+          <w:insideV w:val="single" w:color="AAB7D4" w:sz="4"/>
         </w:tblBorders>
       </w:tblPr>
       <w:tblGrid>
-        <w:gridCol w:w="2580"/>
-        <w:gridCol w:w="4200"/>
-        <w:gridCol w:w="2580"/>
+        <w:gridCol w:w="9360"/>
       </w:tblGrid>
       <w:tr>
         <w:tc>
           <w:tcPr>
-            <w:tcW w:type="dxa" w:w="2580"/>
-            <w:tcBorders>
-              <w:top w:val="none"/>
-              <w:left w:val="none"/>
-              <w:bottom w:val="none"/>
-              <w:right w:val="none"/>
-            </w:tcBorders>
+            <w:tcW w:type="dxa" w:w="9360"/>
+            <w:shd w:fill="2E5496" w:val="clear"/>
+            <w:tcMar>
+              <w:top w:type="dxa" w:w="90"/>
+              <w:left w:type="dxa" w:w="140"/>
+              <w:bottom w:type="dxa" w:w="90"/>
+              <w:right w:type="dxa" w:w="140"/>
+            </w:tcMar>
           </w:tcPr>
           <w:p>
             <w:r>
               <w:rPr>
                 <w:rFonts w:ascii="Malgun Gothic" w:cs="Malgun Gothic" w:eastAsia="Malgun Gothic" w:hAnsi="Malgun Gothic"/>
-                <w:sz w:val="22"/>
-                <w:szCs w:val="22"/>
+                <w:b/>
+                <w:bCs/>
+                <w:color w:val="FFFFFF"/>
+                <w:sz w:val="20"/>
+                <w:szCs w:val="20"/>
               </w:rPr>
-              <w:t xml:space="preserve"> </w:t>
+              <w:t xml:space="preserve">배포 주소</w:t>
             </w:r>
           </w:p>
         </w:tc>
+      </w:tr>
+      <w:tr>
         <w:tc>
           <w:tcPr>
-            <w:tcW w:type="dxa" w:w="4200"/>
-            <w:tcBorders>
-              <w:top w:val="dashed" w:color="1F3864" w:sz="12"/>
-              <w:left w:val="dashed" w:color="1F3864" w:sz="12"/>
-              <w:bottom w:val="dashed" w:color="1F3864" w:sz="12"/>
-              <w:right w:val="dashed" w:color="1F3864" w:sz="12"/>
-            </w:tcBorders>
+            <w:tcW w:type="dxa" w:w="9360"/>
+            <w:shd w:fill="F2F5FA" w:val="clear"/>
             <w:tcMar>
-              <w:top w:type="dxa" w:w="1300"/>
-              <w:left w:type="dxa" w:w="300"/>
-              <w:bottom w:type="dxa" w:w="1300"/>
-              <w:right w:type="dxa" w:w="300"/>
+              <w:top w:type="dxa" w:w="130"/>
+              <w:left w:type="dxa" w:w="160"/>
+              <w:bottom w:type="dxa" w:w="130"/>
+              <w:right w:type="dxa" w:w="160"/>
             </w:tcMar>
-            <w:vAlign w:val="center"/>
           </w:tcPr>
           <w:p>
             <w:pPr>
-              <w:spacing w:after="60"/>
-              <w:jc w:val="center"/>
+              <w:spacing w:after="0"/>
             </w:pPr>
             <w:r>
               <w:rPr>
@@ -155,45 +596,10 @@
                 <w:b/>
                 <w:bCs/>
                 <w:color w:val="1F3864"/>
-                <w:sz w:val="26"/>
-                <w:szCs w:val="26"/>
+                <w:sz w:val="24"/>
+                <w:szCs w:val="24"/>
               </w:rPr>
-              <w:t xml:space="preserve">QR 코드</w:t>
-            </w:r>
-          </w:p>
-          <w:p>
-            <w:pPr>
-              <w:jc w:val="center"/>
-            </w:pPr>
-            <w:r>
-              <w:rPr>
-                <w:rFonts w:ascii="Malgun Gothic" w:cs="Malgun Gothic" w:eastAsia="Malgun Gothic" w:hAnsi="Malgun Gothic"/>
-                <w:color w:val="808080"/>
-                <w:sz w:val="19"/>
-                <w:szCs w:val="19"/>
-              </w:rPr>
-              <w:t xml:space="preserve">이 자리에 QR 이미지를 붙여 넣으세요</w:t>
-            </w:r>
-          </w:p>
-        </w:tc>
-        <w:tc>
-          <w:tcPr>
-            <w:tcW w:type="dxa" w:w="2580"/>
-            <w:tcBorders>
-              <w:top w:val="none"/>
-              <w:left w:val="none"/>
-              <w:bottom w:val="none"/>
-              <w:right w:val="none"/>
-            </w:tcBorders>
-          </w:tcPr>
-          <w:p>
-            <w:r>
-              <w:rPr>
-                <w:rFonts w:ascii="Malgun Gothic" w:cs="Malgun Gothic" w:eastAsia="Malgun Gothic" w:hAnsi="Malgun Gothic"/>
-                <w:sz w:val="22"/>
-                <w:szCs w:val="22"/>
-              </w:rPr>
-              <w:t xml:space="preserve"> </w:t>
+              <w:t xml:space="preserve">https://jsh0529-beep.github.io/image</w:t>
             </w:r>
           </w:p>
         </w:tc>
@@ -201,380 +607,6 @@
     </w:tbl>
     <w:p>
       <w:pPr>
-        <w:spacing w:before="160"/>
-        <w:jc w:val="center"/>
-      </w:pPr>
-      <w:r>
-        <w:rPr>
-          <w:rFonts w:ascii="Malgun Gothic" w:cs="Malgun Gothic" w:eastAsia="Malgun Gothic" w:hAnsi="Malgun Gothic"/>
-          <w:b/>
-          <w:bCs/>
-          <w:color w:val="808080"/>
-          <w:sz w:val="19"/>
-          <w:szCs w:val="19"/>
-        </w:rPr>
-        <w:t xml:space="preserve">앱 주소</w:t>
-      </w:r>
-    </w:p>
-    <w:p>
-      <w:pPr>
-        <w:pBdr>
-          <w:bottom w:val="single" w:color="BFBFBF" w:sz="6" w:space="8"/>
-        </w:pBdr>
-        <w:spacing w:after="200"/>
-        <w:jc w:val="center"/>
-      </w:pPr>
-      <w:r>
-        <w:rPr>
-          <w:rFonts w:ascii="Malgun Gothic" w:cs="Malgun Gothic" w:eastAsia="Malgun Gothic" w:hAnsi="Malgun Gothic"/>
-          <w:color w:val="808080"/>
-          <w:sz w:val="22"/>
-          <w:szCs w:val="22"/>
-        </w:rPr>
-        <w:t xml:space="preserve">  (여기에 링크를 적어 주세요)  </w:t>
-      </w:r>
-    </w:p>
-    <w:p>
-      <w:pPr>
-        <w:pStyle w:val="Heading2"/>
-      </w:pPr>
-      <w:r>
-        <w:rPr>
-          <w:rFonts w:ascii="Malgun Gothic" w:cs="Malgun Gothic" w:eastAsia="Malgun Gothic" w:hAnsi="Malgun Gothic"/>
-          <w:b/>
-          <w:bCs/>
-          <w:color w:val="2E5496"/>
-          <w:sz w:val="25"/>
-          <w:szCs w:val="25"/>
-        </w:rPr>
-        <w:t xml:space="preserve">이 앱으로 할 수 있는 것</w:t>
-      </w:r>
-    </w:p>
-    <w:p>
-      <w:pPr>
-        <w:pStyle w:val="ListParagraph"/>
-        <w:numPr>
-          <w:ilvl w:val="0"/>
-          <w:numId w:val="2"/>
-        </w:numPr>
-        <w:spacing w:after="60" w:line="310"/>
-      </w:pPr>
-      <w:r>
-        <w:rPr>
-          <w:rFonts w:ascii="Malgun Gothic" w:cs="Malgun Gothic" w:eastAsia="Malgun Gothic" w:hAnsi="Malgun Gothic"/>
-          <w:b/>
-          <w:bCs/>
-          <w:sz w:val="22"/>
-          <w:szCs w:val="22"/>
-        </w:rPr>
-        <w:t xml:space="preserve">교재 15장 — </w:t>
-      </w:r>
-      <w:r>
-        <w:rPr>
-          <w:rFonts w:ascii="Malgun Gothic" w:cs="Malgun Gothic" w:eastAsia="Malgun Gothic" w:hAnsi="Malgun Gothic"/>
-          <w:sz w:val="22"/>
-          <w:szCs w:val="22"/>
-        </w:rPr>
-        <w:t xml:space="preserve">이론·워크시트·자기진단·용어를 휴대폰에서 바로 본다.</w:t>
-      </w:r>
-    </w:p>
-    <w:p>
-      <w:pPr>
-        <w:pStyle w:val="ListParagraph"/>
-        <w:numPr>
-          <w:ilvl w:val="0"/>
-          <w:numId w:val="2"/>
-        </w:numPr>
-        <w:spacing w:after="60" w:line="310"/>
-      </w:pPr>
-      <w:r>
-        <w:rPr>
-          <w:rFonts w:ascii="Malgun Gothic" w:cs="Malgun Gothic" w:eastAsia="Malgun Gothic" w:hAnsi="Malgun Gothic"/>
-          <w:b/>
-          <w:bCs/>
-          <w:sz w:val="22"/>
-          <w:szCs w:val="22"/>
-        </w:rPr>
-        <w:t xml:space="preserve">워크시트 자동 저장 — </w:t>
-      </w:r>
-      <w:r>
-        <w:rPr>
-          <w:rFonts w:ascii="Malgun Gothic" w:cs="Malgun Gothic" w:eastAsia="Malgun Gothic" w:hAnsi="Malgun Gothic"/>
-          <w:sz w:val="22"/>
-          <w:szCs w:val="22"/>
-        </w:rPr>
-        <w:t xml:space="preserve">적은 내용이 저장되어 학기 말 ‘나만의 이미지 기획안’으로 자동 조립된다.</w:t>
-      </w:r>
-    </w:p>
-    <w:p>
-      <w:pPr>
-        <w:pStyle w:val="ListParagraph"/>
-        <w:numPr>
-          <w:ilvl w:val="0"/>
-          <w:numId w:val="2"/>
-        </w:numPr>
-        <w:spacing w:after="60" w:line="310"/>
-      </w:pPr>
-      <w:r>
-        <w:rPr>
-          <w:rFonts w:ascii="Malgun Gothic" w:cs="Malgun Gothic" w:eastAsia="Malgun Gothic" w:hAnsi="Malgun Gothic"/>
-          <w:b/>
-          <w:bCs/>
-          <w:sz w:val="22"/>
-          <w:szCs w:val="22"/>
-        </w:rPr>
-        <w:t xml:space="preserve">훈련 타이머 — </w:t>
-      </w:r>
-      <w:r>
-        <w:rPr>
-          <w:rFonts w:ascii="Malgun Gothic" w:cs="Malgun Gothic" w:eastAsia="Malgun Gothic" w:hAnsi="Malgun Gothic"/>
-          <w:sz w:val="22"/>
-          <w:szCs w:val="22"/>
-        </w:rPr>
-        <w:t xml:space="preserve">미소·복식호흡·자세 정렬·발음 훈련을 단계별로 따라 한다.</w:t>
-      </w:r>
-    </w:p>
-    <w:p>
-      <w:pPr>
-        <w:pStyle w:val="ListParagraph"/>
-        <w:numPr>
-          <w:ilvl w:val="0"/>
-          <w:numId w:val="2"/>
-        </w:numPr>
-        <w:spacing w:after="60" w:line="310"/>
-      </w:pPr>
-      <w:r>
-        <w:rPr>
-          <w:rFonts w:ascii="Malgun Gothic" w:cs="Malgun Gothic" w:eastAsia="Malgun Gothic" w:hAnsi="Malgun Gothic"/>
-          <w:b/>
-          <w:bCs/>
-          <w:sz w:val="22"/>
-          <w:szCs w:val="22"/>
-        </w:rPr>
-        <w:t xml:space="preserve">퀴즈와 오답노트 — </w:t>
-      </w:r>
-      <w:r>
-        <w:rPr>
-          <w:rFonts w:ascii="Malgun Gothic" w:cs="Malgun Gothic" w:eastAsia="Malgun Gothic" w:hAnsi="Malgun Gothic"/>
-          <w:sz w:val="22"/>
-          <w:szCs w:val="22"/>
-        </w:rPr>
-        <w:t xml:space="preserve">중간·기말 범위를 풀고, 틀린 문제만 다시 볼 수 있다.</w:t>
-      </w:r>
-    </w:p>
-    <w:p>
-      <w:pPr>
-        <w:pStyle w:val="ListParagraph"/>
-        <w:numPr>
-          <w:ilvl w:val="0"/>
-          <w:numId w:val="2"/>
-        </w:numPr>
-        <w:spacing w:after="60" w:line="310"/>
-      </w:pPr>
-      <w:r>
-        <w:rPr>
-          <w:rFonts w:ascii="Malgun Gothic" w:cs="Malgun Gothic" w:eastAsia="Malgun Gothic" w:hAnsi="Malgun Gothic"/>
-          <w:b/>
-          <w:bCs/>
-          <w:sz w:val="22"/>
-          <w:szCs w:val="22"/>
-        </w:rPr>
-        <w:t xml:space="preserve">성장 곡선 — </w:t>
-      </w:r>
-      <w:r>
-        <w:rPr>
-          <w:rFonts w:ascii="Malgun Gothic" w:cs="Malgun Gothic" w:eastAsia="Malgun Gothic" w:hAnsi="Malgun Gothic"/>
-          <w:sz w:val="22"/>
-          <w:szCs w:val="22"/>
-        </w:rPr>
-        <w:t xml:space="preserve">1주차의 나와 지금의 나를 점수로 비교한다.</w:t>
-      </w:r>
-    </w:p>
-    <w:p>
-      <w:pPr>
-        <w:pStyle w:val="Heading2"/>
-      </w:pPr>
-      <w:r>
-        <w:rPr>
-          <w:rFonts w:ascii="Malgun Gothic" w:cs="Malgun Gothic" w:eastAsia="Malgun Gothic" w:hAnsi="Malgun Gothic"/>
-          <w:b/>
-          <w:bCs/>
-          <w:color w:val="2E5496"/>
-          <w:sz w:val="25"/>
-          <w:szCs w:val="25"/>
-        </w:rPr>
-        <w:t xml:space="preserve">휴대폰 홈 화면에 추가하기</w:t>
-      </w:r>
-    </w:p>
-    <w:p>
-      <w:pPr>
-        <w:pStyle w:val="ListParagraph"/>
-        <w:numPr>
-          <w:ilvl w:val="0"/>
-          <w:numId w:val="2"/>
-        </w:numPr>
-        <w:spacing w:after="60" w:line="310"/>
-      </w:pPr>
-      <w:r>
-        <w:rPr>
-          <w:rFonts w:ascii="Malgun Gothic" w:cs="Malgun Gothic" w:eastAsia="Malgun Gothic" w:hAnsi="Malgun Gothic"/>
-          <w:b/>
-          <w:bCs/>
-          <w:sz w:val="22"/>
-          <w:szCs w:val="22"/>
-        </w:rPr>
-        <w:t xml:space="preserve">아이폰(Safari) — </w:t>
-      </w:r>
-      <w:r>
-        <w:rPr>
-          <w:rFonts w:ascii="Malgun Gothic" w:cs="Malgun Gothic" w:eastAsia="Malgun Gothic" w:hAnsi="Malgun Gothic"/>
-          <w:sz w:val="22"/>
-          <w:szCs w:val="22"/>
-        </w:rPr>
-        <w:t xml:space="preserve">아래 공유 버튼 → ‘홈 화면에 추가’</w:t>
-      </w:r>
-    </w:p>
-    <w:p>
-      <w:pPr>
-        <w:pStyle w:val="ListParagraph"/>
-        <w:numPr>
-          <w:ilvl w:val="0"/>
-          <w:numId w:val="2"/>
-        </w:numPr>
-        <w:spacing w:after="60" w:line="310"/>
-      </w:pPr>
-      <w:r>
-        <w:rPr>
-          <w:rFonts w:ascii="Malgun Gothic" w:cs="Malgun Gothic" w:eastAsia="Malgun Gothic" w:hAnsi="Malgun Gothic"/>
-          <w:b/>
-          <w:bCs/>
-          <w:sz w:val="22"/>
-          <w:szCs w:val="22"/>
-        </w:rPr>
-        <w:t xml:space="preserve">안드로이드(Chrome) — </w:t>
-      </w:r>
-      <w:r>
-        <w:rPr>
-          <w:rFonts w:ascii="Malgun Gothic" w:cs="Malgun Gothic" w:eastAsia="Malgun Gothic" w:hAnsi="Malgun Gothic"/>
-          <w:sz w:val="22"/>
-          <w:szCs w:val="22"/>
-        </w:rPr>
-        <w:t xml:space="preserve">오른쪽 위 ⋮ → ‘홈 화면에 추가’</w:t>
-      </w:r>
-    </w:p>
-    <w:p>
-      <w:r>
-        <w:rPr>
-          <w:rFonts w:ascii="Malgun Gothic" w:cs="Malgun Gothic" w:eastAsia="Malgun Gothic" w:hAnsi="Malgun Gothic"/>
-          <w:sz w:val="21"/>
-          <w:szCs w:val="21"/>
-        </w:rPr>
-        <w:t xml:space="preserve">한 번 추가해 두면 일반 앱처럼 아이콘을 눌러 바로 열 수 있습니다.</w:t>
-      </w:r>
-    </w:p>
-    <w:p>
-      <w:pPr>
-        <w:pStyle w:val="Heading2"/>
-      </w:pPr>
-      <w:r>
-        <w:rPr>
-          <w:rFonts w:ascii="Malgun Gothic" w:cs="Malgun Gothic" w:eastAsia="Malgun Gothic" w:hAnsi="Malgun Gothic"/>
-          <w:b/>
-          <w:bCs/>
-          <w:color w:val="2E5496"/>
-          <w:sz w:val="25"/>
-          <w:szCs w:val="25"/>
-        </w:rPr>
-        <w:t xml:space="preserve">알아 두세요</w:t>
-      </w:r>
-    </w:p>
-    <w:p>
-      <w:pPr>
-        <w:pStyle w:val="ListParagraph"/>
-        <w:numPr>
-          <w:ilvl w:val="0"/>
-          <w:numId w:val="2"/>
-        </w:numPr>
-        <w:spacing w:after="60" w:line="310"/>
-      </w:pPr>
-      <w:r>
-        <w:rPr>
-          <w:rFonts w:ascii="Malgun Gothic" w:cs="Malgun Gothic" w:eastAsia="Malgun Gothic" w:hAnsi="Malgun Gothic"/>
-          <w:sz w:val="21"/>
-          <w:szCs w:val="21"/>
-        </w:rPr>
-        <w:t xml:space="preserve">작성한 내용은 본인 휴대폰에 저장됩니다. 앱을 닫았다 열어도 그대로 있습니다.</w:t>
-      </w:r>
-    </w:p>
-    <w:p>
-      <w:pPr>
-        <w:pStyle w:val="ListParagraph"/>
-        <w:numPr>
-          <w:ilvl w:val="0"/>
-          <w:numId w:val="2"/>
-        </w:numPr>
-        <w:spacing w:after="60" w:line="310"/>
-      </w:pPr>
-      <w:r>
-        <w:rPr>
-          <w:rFonts w:ascii="Malgun Gothic" w:cs="Malgun Gothic" w:eastAsia="Malgun Gothic" w:hAnsi="Malgun Gothic"/>
-          <w:sz w:val="21"/>
-          <w:szCs w:val="21"/>
-        </w:rPr>
-        <w:t xml:space="preserve">워크시트에 적은 개인적인 성찰은 교수님께 전송되지 않습니다. ‘진도 제출하기’를 눌렀을 때 이름·학번과 진도 요약만 전달됩니다.</w:t>
-      </w:r>
-    </w:p>
-    <w:p>
-      <w:pPr>
-        <w:pStyle w:val="ListParagraph"/>
-        <w:numPr>
-          <w:ilvl w:val="0"/>
-          <w:numId w:val="2"/>
-        </w:numPr>
-        <w:spacing w:after="60" w:line="310"/>
-      </w:pPr>
-      <w:r>
-        <w:rPr>
-          <w:rFonts w:ascii="Malgun Gothic" w:cs="Malgun Gothic" w:eastAsia="Malgun Gothic" w:hAnsi="Malgun Gothic"/>
-          <w:sz w:val="21"/>
-          <w:szCs w:val="21"/>
-        </w:rPr>
-        <w:t xml:space="preserve">‘모든 기록 지우기’를 누르면 되돌릴 수 없으니 주의하세요.</w:t>
-      </w:r>
-    </w:p>
-    <w:p>
-      <w:r>
-        <w:br w:type="page"/>
-      </w:r>
-    </w:p>
-    <w:p>
-      <w:pPr>
-        <w:pStyle w:val="Heading1"/>
-      </w:pPr>
-      <w:r>
-        <w:rPr>
-          <w:rFonts w:ascii="Malgun Gothic" w:cs="Malgun Gothic" w:eastAsia="Malgun Gothic" w:hAnsi="Malgun Gothic"/>
-          <w:b/>
-          <w:bCs/>
-          <w:color w:val="1F3864"/>
-          <w:sz w:val="30"/>
-          <w:szCs w:val="30"/>
-        </w:rPr>
-        <w:t xml:space="preserve">[교수용] QR 만들어 배포하는 방법</w:t>
-      </w:r>
-    </w:p>
-    <w:p>
-      <w:r>
-        <w:rPr>
-          <w:rFonts w:ascii="Malgun Gothic" w:cs="Malgun Gothic" w:eastAsia="Malgun Gothic" w:hAnsi="Malgun Gothic"/>
-          <w:sz w:val="21"/>
-          <w:szCs w:val="21"/>
-        </w:rPr>
-        <w:t xml:space="preserve">앞 장은 학생에게 나눠 주거나 강의실에 게시하는 안내문입니다. 배포 전에 아래 순서로 QR을 만들어 넣어 주세요.</w:t>
-      </w:r>
-    </w:p>
-    <w:p>
-      <w:pPr>
         <w:spacing w:after="30" w:before="140"/>
       </w:pPr>
       <w:r>
@@ -597,7 +629,7 @@
           <w:sz w:val="23"/>
           <w:szCs w:val="23"/>
         </w:rPr>
-        <w:t xml:space="preserve">앱 파일을 인터넷에 올린다</w:t>
+        <w:t xml:space="preserve">배포 전 확인</w:t>
       </w:r>
     </w:p>
     <w:p>
@@ -611,7 +643,7 @@
           <w:sz w:val="21"/>
           <w:szCs w:val="21"/>
         </w:rPr>
-        <w:t xml:space="preserve">‘이미지메이킹_학습앱.html’ 파일을 학교 LMS 자료실, 구글 드라이브, 원드라이브 등에 올립니다.</w:t>
+        <w:t xml:space="preserve">GitHub 저장소에 앱 파일이 index.html 이름으로 올라가 있어야 합니다.</w:t>
       </w:r>
     </w:p>
     <w:p>
@@ -625,7 +657,7 @@
           <w:sz w:val="21"/>
           <w:szCs w:val="21"/>
         </w:rPr>
-        <w:t xml:space="preserve">구글 드라이브를 쓸 경우: 파일 업로드 → 우클릭 ‘공유’ → ‘링크가 있는 모든 사용자’로 변경 → 링크 복사.</w:t>
+        <w:t xml:space="preserve">저장소 Settings → Pages 에서 Source 가 'Deploy from a branch', Branch 가 main / (root) 인지 확인합니다.</w:t>
       </w:r>
     </w:p>
     <w:p>
@@ -639,7 +671,7 @@
           <w:sz w:val="21"/>
           <w:szCs w:val="21"/>
         </w:rPr>
-        <w:t xml:space="preserve">학교 LMS에 올리면 수강생만 볼 수 있어 가장 안전합니다.</w:t>
+        <w:t xml:space="preserve">휴대폰으로 위 주소에 접속해 홈 화면이 뜨는지 먼저 확인한 뒤 인쇄·배포하세요.</w:t>
       </w:r>
     </w:p>
     <w:p>
@@ -666,7 +698,7 @@
           <w:sz w:val="23"/>
           <w:szCs w:val="23"/>
         </w:rPr>
-        <w:t xml:space="preserve">링크로 QR 코드를 만든다</w:t>
+        <w:t xml:space="preserve">앱 내용을 수정하려면</w:t>
       </w:r>
     </w:p>
     <w:p>
@@ -680,7 +712,7 @@
           <w:sz w:val="21"/>
           <w:szCs w:val="21"/>
         </w:rPr>
-        <w:t xml:space="preserve">포털에서 ‘QR 코드 생성’으로 검색해 무료 생성 사이트를 엽니다.</w:t>
+        <w:t xml:space="preserve">GitHub 저장소에서 index.html 을 열고 연필(수정) 아이콘을 누르거나, 고친 파일을 같은 이름으로 다시 업로드합니다.</w:t>
       </w:r>
     </w:p>
     <w:p>
@@ -694,21 +726,7 @@
           <w:sz w:val="21"/>
           <w:szCs w:val="21"/>
         </w:rPr>
-        <w:t xml:space="preserve">복사한 링크를 붙여 넣고 QR 이미지를 내려받습니다(PNG 권장).</w:t>
-      </w:r>
-    </w:p>
-    <w:p>
-      <w:pPr>
-        <w:spacing w:after="40" w:line="310"/>
-        <w:ind w:left="420"/>
-      </w:pPr>
-      <w:r>
-        <w:rPr>
-          <w:rFonts w:ascii="Malgun Gothic" w:cs="Malgun Gothic" w:eastAsia="Malgun Gothic" w:hAnsi="Malgun Gothic"/>
-          <w:sz w:val="21"/>
-          <w:szCs w:val="21"/>
-        </w:rPr>
-        <w:t xml:space="preserve">네이버·카카오 앱의 QR 만들기 기능을 써도 됩니다.</w:t>
+        <w:t xml:space="preserve">1~2분 뒤 자동 반영됩니다. 학생은 새로고침만 하면 최신본을 봅니다. QR과 주소는 그대로 쓸 수 있습니다.</w:t>
       </w:r>
     </w:p>
     <w:p>
@@ -735,7 +753,7 @@
           <w:sz w:val="23"/>
           <w:szCs w:val="23"/>
         </w:rPr>
-        <w:t xml:space="preserve">안내문에 붙여 넣는다</w:t>
+        <w:t xml:space="preserve">진도 자동 수집을 켜려면</w:t>
       </w:r>
     </w:p>
     <w:p>
@@ -749,7 +767,7 @@
           <w:sz w:val="21"/>
           <w:szCs w:val="21"/>
         </w:rPr>
-        <w:t xml:space="preserve">앞 장의 점선 상자를 클릭해 지우고, 그 자리에 QR 이미지를 삽입합니다.</w:t>
+        <w:t xml:space="preserve">「설치·운영 매뉴얼」에 따라 Google Apps Script 서버를 배포하고, 받은 주소를 index.html 위쪽 API_URL 에 넣으면 됩니다.</w:t>
       </w:r>
     </w:p>
     <w:p>
@@ -763,21 +781,7 @@
           <w:sz w:val="21"/>
           <w:szCs w:val="21"/>
         </w:rPr>
-        <w:t xml:space="preserve">‘앱 주소’ 줄에는 링크를 글자로도 적어 주세요. QR이 안 읽히는 학생을 위한 대비입니다.</w:t>
-      </w:r>
-    </w:p>
-    <w:p>
-      <w:pPr>
-        <w:spacing w:after="40" w:line="310"/>
-        <w:ind w:left="420"/>
-      </w:pPr>
-      <w:r>
-        <w:rPr>
-          <w:rFonts w:ascii="Malgun Gothic" w:cs="Malgun Gothic" w:eastAsia="Malgun Gothic" w:hAnsi="Malgun Gothic"/>
-          <w:sz w:val="21"/>
-          <w:szCs w:val="21"/>
-        </w:rPr>
-        <w:t xml:space="preserve">인쇄해 강의실에 게시하거나, 파일 그대로 학생 단체방에 올립니다.</w:t>
+        <w:t xml:space="preserve">설정하지 않아도 앱은 정상 동작하며, 학생이 만든 '제출 코드'를 교수용 화면에 붙여 넣는 방식으로 진도를 확인할 수 있습니다.</w:t>
       </w:r>
     </w:p>
     <w:p>
@@ -804,7 +808,7 @@
           <w:sz w:val="23"/>
           <w:szCs w:val="23"/>
         </w:rPr>
-        <w:t xml:space="preserve">QR 없이 배포할 수도 있다</w:t>
+        <w:t xml:space="preserve">배포 방법</w:t>
       </w:r>
     </w:p>
     <w:p>
@@ -818,7 +822,7 @@
           <w:sz w:val="21"/>
           <w:szCs w:val="21"/>
         </w:rPr>
-        <w:t xml:space="preserve">파일 자체를 카카오톡·이메일로 보내도 됩니다. 학생이 파일을 눌러 열면 바로 실행됩니다.</w:t>
+        <w:t xml:space="preserve">이 문서를 인쇄해 강의실에 게시하거나, 파일 그대로 학생 단체방에 올립니다.</w:t>
       </w:r>
     </w:p>
     <w:p>
@@ -832,7 +836,7 @@
           <w:sz w:val="21"/>
           <w:szCs w:val="21"/>
         </w:rPr>
-        <w:t xml:space="preserve">다만 파일을 각자 내려받으면 기록이 기기별로 따로 저장되니, 링크 하나로 통일해 배포하는 편이 좋습니다.</w:t>
+        <w:t xml:space="preserve">주소를 카카오톡으로 바로 보내도 됩니다. 학생은 링크를 누르고 홈 화면에 추가해 두면 앱처럼 쓸 수 있습니다.</w:t>
       </w:r>
     </w:p>
     <w:p>
